--- a/public/2026/seq03/FICHE_S3-A02_VoyageMessage_5eme.docx
+++ b/public/2026/seq03/FICHE_S3-A02_VoyageMessage_5eme.docx
@@ -279,7 +279,7 @@
     </w:tbl>
     <w:p>
       <w:pPr>
-        <w:spacing w:after="60"/>
+        <w:spacing w:after="96"/>
       </w:pPr>
     </w:p>
     <w:tbl>
@@ -329,8 +329,8 @@
                 <w:bCs/>
                 <w:i w:val="false"/>
                 <w:iCs w:val="false"/>
-                <w:sz w:val="16"/>
-                <w:szCs w:val="16"/>
+                <w:sz w:val="24"/>
+                <w:szCs w:val="24"/>
               </w:rPr>
               <w:t xml:space="preserve">Nom : </w:t>
             </w:r>
@@ -341,10 +341,10 @@
                 <w:bCs w:val="false"/>
                 <w:i w:val="false"/>
                 <w:iCs w:val="false"/>
-                <w:sz w:val="16"/>
-                <w:szCs w:val="16"/>
-              </w:rPr>
-              <w:t xml:space="preserve">....................................</w:t>
+                <w:sz w:val="24"/>
+                <w:szCs w:val="24"/>
+              </w:rPr>
+              <w:t xml:space="preserve">...................</w:t>
             </w:r>
           </w:p>
         </w:tc>
@@ -376,8 +376,8 @@
                 <w:bCs/>
                 <w:i w:val="false"/>
                 <w:iCs w:val="false"/>
-                <w:sz w:val="16"/>
-                <w:szCs w:val="16"/>
+                <w:sz w:val="24"/>
+                <w:szCs w:val="24"/>
               </w:rPr>
               <w:t xml:space="preserve">Prénom : </w:t>
             </w:r>
@@ -388,10 +388,10 @@
                 <w:bCs w:val="false"/>
                 <w:i w:val="false"/>
                 <w:iCs w:val="false"/>
-                <w:sz w:val="16"/>
-                <w:szCs w:val="16"/>
-              </w:rPr>
-              <w:t xml:space="preserve">...............................</w:t>
+                <w:sz w:val="24"/>
+                <w:szCs w:val="24"/>
+              </w:rPr>
+              <w:t xml:space="preserve">................</w:t>
             </w:r>
           </w:p>
         </w:tc>
@@ -423,8 +423,8 @@
                 <w:bCs/>
                 <w:i w:val="false"/>
                 <w:iCs w:val="false"/>
-                <w:sz w:val="16"/>
-                <w:szCs w:val="16"/>
+                <w:sz w:val="24"/>
+                <w:szCs w:val="24"/>
               </w:rPr>
               <w:t xml:space="preserve">Classe : </w:t>
             </w:r>
@@ -435,10 +435,10 @@
                 <w:bCs w:val="false"/>
                 <w:i w:val="false"/>
                 <w:iCs w:val="false"/>
-                <w:sz w:val="16"/>
-                <w:szCs w:val="16"/>
-              </w:rPr>
-              <w:t xml:space="preserve">..........</w:t>
+                <w:sz w:val="24"/>
+                <w:szCs w:val="24"/>
+              </w:rPr>
+              <w:t xml:space="preserve">......</w:t>
             </w:r>
           </w:p>
         </w:tc>
@@ -470,8 +470,8 @@
                 <w:bCs/>
                 <w:i w:val="false"/>
                 <w:iCs w:val="false"/>
-                <w:sz w:val="16"/>
-                <w:szCs w:val="16"/>
+                <w:sz w:val="24"/>
+                <w:szCs w:val="24"/>
               </w:rPr>
               <w:t xml:space="preserve">Maison : </w:t>
             </w:r>
@@ -482,10 +482,10 @@
                 <w:bCs w:val="false"/>
                 <w:i w:val="false"/>
                 <w:iCs w:val="false"/>
-                <w:sz w:val="16"/>
-                <w:szCs w:val="16"/>
-              </w:rPr>
-              <w:t xml:space="preserve">................</w:t>
+                <w:sz w:val="24"/>
+                <w:szCs w:val="24"/>
+              </w:rPr>
+              <w:t xml:space="preserve">......</w:t>
             </w:r>
           </w:p>
         </w:tc>
@@ -493,7 +493,7 @@
     </w:tbl>
     <w:p>
       <w:pPr>
-        <w:spacing w:after="80"/>
+        <w:spacing w:after="128"/>
       </w:pPr>
     </w:p>
     <w:tbl>
@@ -542,8 +542,8 @@
                 <w:bCs/>
                 <w:i w:val="false"/>
                 <w:iCs w:val="false"/>
-                <w:sz w:val="24"/>
-                <w:szCs w:val="24"/>
+                <w:sz w:val="32"/>
+                <w:szCs w:val="32"/>
               </w:rPr>
               <w:t xml:space="preserve">LE VOYAGE D'UN MESSAGE : DE NOUMÉA À PARIS</w:t>
             </w:r>
@@ -553,7 +553,7 @@
     </w:tbl>
     <w:p>
       <w:pPr>
-        <w:spacing w:after="80"/>
+        <w:spacing w:after="128"/>
       </w:pPr>
     </w:p>
     <w:tbl>
@@ -591,17 +591,17 @@
           </w:tcPr>
           <w:p>
             <w:pPr>
-              <w:spacing w:after="30"/>
-            </w:pPr>
-            <w:r>
-              <w:rPr>
-                <w:rFonts w:ascii="Arial" w:cs="Arial" w:eastAsia="Arial" w:hAnsi="Arial"/>
-                <w:b w:val="false"/>
-                <w:bCs w:val="false"/>
-                <w:i w:val="false"/>
-                <w:iCs w:val="false"/>
-                <w:sz w:val="18"/>
-                <w:szCs w:val="18"/>
+              <w:spacing w:after="48"/>
+            </w:pPr>
+            <w:r>
+              <w:rPr>
+                <w:rFonts w:ascii="Arial" w:cs="Arial" w:eastAsia="Arial" w:hAnsi="Arial"/>
+                <w:b w:val="false"/>
+                <w:bCs w:val="false"/>
+                <w:i w:val="false"/>
+                <w:iCs w:val="false"/>
+                <w:sz w:val="26"/>
+                <w:szCs w:val="26"/>
               </w:rPr>
               <w:t xml:space="preserve">Tu envoies une photo à ta correspondante à Paris. Deux secondes plus tard, elle répond « trop belle ! ». Pourtant, Paris est à plus de 16 000 km, de l'autre côté de la planète.</w:t>
             </w:r>
@@ -617,8 +617,8 @@
                 <w:bCs/>
                 <w:i/>
                 <w:iCs/>
-                <w:sz w:val="18"/>
-                <w:szCs w:val="18"/>
+                <w:sz w:val="26"/>
+                <w:szCs w:val="26"/>
               </w:rPr>
               <w:t xml:space="preserve">PROBLÉMATIQUE : Quel chemin parcourt un message qui voyage sur Internet ?</w:t>
             </w:r>
@@ -628,7 +628,7 @@
     </w:tbl>
     <w:p>
       <w:pPr>
-        <w:spacing w:after="80"/>
+        <w:spacing w:after="128"/>
       </w:pPr>
     </w:p>
     <w:tbl>
@@ -676,8 +676,8 @@
                 <w:bCs/>
                 <w:i w:val="false"/>
                 <w:iCs w:val="false"/>
-                <w:sz w:val="20"/>
-                <w:szCs w:val="20"/>
+                <w:sz w:val="28"/>
+                <w:szCs w:val="28"/>
               </w:rPr>
               <w:t xml:space="preserve">PARTIE 1 — Remets le voyage dans l'ordre</w:t>
             </w:r>
@@ -687,12 +687,12 @@
     </w:tbl>
     <w:p>
       <w:pPr>
-        <w:spacing w:after="40"/>
+        <w:spacing w:after="64"/>
       </w:pPr>
     </w:p>
     <w:p>
       <w:pPr>
-        <w:spacing w:after="60"/>
+        <w:spacing w:after="96"/>
       </w:pPr>
       <w:r>
         <w:rPr>
@@ -701,8 +701,8 @@
           <w:bCs/>
           <w:i w:val="false"/>
           <w:iCs w:val="false"/>
-          <w:sz w:val="18"/>
-          <w:szCs w:val="18"/>
+          <w:sz w:val="26"/>
+          <w:szCs w:val="26"/>
         </w:rPr>
         <w:t xml:space="preserve">➤ </w:t>
       </w:r>
@@ -713,8 +713,8 @@
           <w:bCs w:val="false"/>
           <w:i w:val="false"/>
           <w:iCs w:val="false"/>
-          <w:sz w:val="18"/>
-          <w:szCs w:val="18"/>
+          <w:sz w:val="26"/>
+          <w:szCs w:val="26"/>
         </w:rPr>
         <w:t xml:space="preserve">Numérote de 1 à 6 les étapes du voyage de la photo. Attention, elles sont mélangées !</w:t>
       </w:r>
@@ -765,8 +765,8 @@
                 <w:bCs/>
                 <w:i w:val="false"/>
                 <w:iCs w:val="false"/>
-                <w:sz w:val="16"/>
-                <w:szCs w:val="16"/>
+                <w:sz w:val="24"/>
+                <w:szCs w:val="24"/>
               </w:rPr>
               <w:t xml:space="preserve">N°</w:t>
             </w:r>
@@ -801,8 +801,8 @@
                 <w:bCs/>
                 <w:i w:val="false"/>
                 <w:iCs w:val="false"/>
-                <w:sz w:val="16"/>
-                <w:szCs w:val="16"/>
+                <w:sz w:val="24"/>
+                <w:szCs w:val="24"/>
               </w:rPr>
               <w:t xml:space="preserve">Étape du voyage</w:t>
             </w:r>
@@ -838,8 +838,8 @@
                 <w:bCs w:val="false"/>
                 <w:i w:val="false"/>
                 <w:iCs w:val="false"/>
-                <w:sz w:val="16"/>
-                <w:szCs w:val="16"/>
+                <w:sz w:val="24"/>
+                <w:szCs w:val="24"/>
               </w:rPr>
               <w:t xml:space="preserve">......</w:t>
             </w:r>
@@ -873,8 +873,8 @@
                 <w:bCs w:val="false"/>
                 <w:i w:val="false"/>
                 <w:iCs w:val="false"/>
-                <w:sz w:val="16"/>
-                <w:szCs w:val="16"/>
+                <w:sz w:val="24"/>
+                <w:szCs w:val="24"/>
               </w:rPr>
               <w:t xml:space="preserve">La photo arrive sur le téléphone de ma correspondante à Paris.</w:t>
             </w:r>
@@ -910,8 +910,8 @@
                 <w:bCs w:val="false"/>
                 <w:i w:val="false"/>
                 <w:iCs w:val="false"/>
-                <w:sz w:val="16"/>
-                <w:szCs w:val="16"/>
+                <w:sz w:val="24"/>
+                <w:szCs w:val="24"/>
               </w:rPr>
               <w:t xml:space="preserve">......</w:t>
             </w:r>
@@ -945,8 +945,8 @@
                 <w:bCs w:val="false"/>
                 <w:i w:val="false"/>
                 <w:iCs w:val="false"/>
-                <w:sz w:val="16"/>
-                <w:szCs w:val="16"/>
+                <w:sz w:val="24"/>
+                <w:szCs w:val="24"/>
               </w:rPr>
               <w:t xml:space="preserve">Mon téléphone envoie la photo à l'antenne ou à la box la plus proche.</w:t>
             </w:r>
@@ -982,8 +982,8 @@
                 <w:bCs w:val="false"/>
                 <w:i w:val="false"/>
                 <w:iCs w:val="false"/>
-                <w:sz w:val="16"/>
-                <w:szCs w:val="16"/>
+                <w:sz w:val="24"/>
+                <w:szCs w:val="24"/>
               </w:rPr>
               <w:t xml:space="preserve">......</w:t>
             </w:r>
@@ -1017,8 +1017,8 @@
                 <w:bCs w:val="false"/>
                 <w:i w:val="false"/>
                 <w:iCs w:val="false"/>
-                <w:sz w:val="16"/>
-                <w:szCs w:val="16"/>
+                <w:sz w:val="24"/>
+                <w:szCs w:val="24"/>
               </w:rPr>
               <w:t xml:space="preserve">Le serveur de la messagerie reçoit la photo et la garde pour la destinataire.</w:t>
             </w:r>
@@ -1054,8 +1054,8 @@
                 <w:bCs w:val="false"/>
                 <w:i w:val="false"/>
                 <w:iCs w:val="false"/>
-                <w:sz w:val="16"/>
-                <w:szCs w:val="16"/>
+                <w:sz w:val="24"/>
+                <w:szCs w:val="24"/>
               </w:rPr>
               <w:t xml:space="preserve">......</w:t>
             </w:r>
@@ -1089,8 +1089,8 @@
                 <w:bCs w:val="false"/>
                 <w:i w:val="false"/>
                 <w:iCs w:val="false"/>
-                <w:sz w:val="16"/>
-                <w:szCs w:val="16"/>
+                <w:sz w:val="24"/>
+                <w:szCs w:val="24"/>
               </w:rPr>
               <w:t xml:space="preserve">La photo traverse l'océan dans le câble sous-marin Gondwana.</w:t>
             </w:r>
@@ -1126,8 +1126,8 @@
                 <w:bCs w:val="false"/>
                 <w:i w:val="false"/>
                 <w:iCs w:val="false"/>
-                <w:sz w:val="16"/>
-                <w:szCs w:val="16"/>
+                <w:sz w:val="24"/>
+                <w:szCs w:val="24"/>
               </w:rPr>
               <w:t xml:space="preserve">......</w:t>
             </w:r>
@@ -1161,8 +1161,8 @@
                 <w:bCs w:val="false"/>
                 <w:i w:val="false"/>
                 <w:iCs w:val="false"/>
-                <w:sz w:val="16"/>
-                <w:szCs w:val="16"/>
+                <w:sz w:val="24"/>
+                <w:szCs w:val="24"/>
               </w:rPr>
               <w:t xml:space="preserve">J'appuie sur « envoyer » : la photo est découpée en petits paquets de données.</w:t>
             </w:r>
@@ -1198,8 +1198,8 @@
                 <w:bCs w:val="false"/>
                 <w:i w:val="false"/>
                 <w:iCs w:val="false"/>
-                <w:sz w:val="16"/>
-                <w:szCs w:val="16"/>
+                <w:sz w:val="24"/>
+                <w:szCs w:val="24"/>
               </w:rPr>
               <w:t xml:space="preserve">......</w:t>
             </w:r>
@@ -1233,8 +1233,8 @@
                 <w:bCs w:val="false"/>
                 <w:i w:val="false"/>
                 <w:iCs w:val="false"/>
-                <w:sz w:val="16"/>
-                <w:szCs w:val="16"/>
+                <w:sz w:val="24"/>
+                <w:szCs w:val="24"/>
               </w:rPr>
               <w:t xml:space="preserve">Les paquets circulent de serveur en serveur à travers le monde.</w:t>
             </w:r>
@@ -1244,7 +1244,7 @@
     </w:tbl>
     <w:p>
       <w:pPr>
-        <w:spacing w:after="60"/>
+        <w:spacing w:after="96"/>
       </w:pPr>
     </w:p>
     <w:tbl>
@@ -1292,8 +1292,8 @@
                 <w:bCs/>
                 <w:i w:val="false"/>
                 <w:iCs w:val="false"/>
-                <w:sz w:val="20"/>
-                <w:szCs w:val="20"/>
+                <w:sz w:val="28"/>
+                <w:szCs w:val="28"/>
               </w:rPr>
               <w:t xml:space="preserve">PARTIE 2 — Gondwana : la NC branchée au monde  (document projeté)</w:t>
             </w:r>
@@ -1303,12 +1303,12 @@
     </w:tbl>
     <w:p>
       <w:pPr>
-        <w:spacing w:after="40"/>
+        <w:spacing w:after="64"/>
       </w:pPr>
     </w:p>
     <w:p>
       <w:pPr>
-        <w:spacing w:after="60"/>
+        <w:spacing w:after="96"/>
       </w:pPr>
       <w:r>
         <w:rPr>
@@ -1317,8 +1317,8 @@
           <w:bCs/>
           <w:i w:val="false"/>
           <w:iCs w:val="false"/>
-          <w:sz w:val="18"/>
-          <w:szCs w:val="18"/>
+          <w:sz w:val="26"/>
+          <w:szCs w:val="26"/>
         </w:rPr>
         <w:t xml:space="preserve">➤ </w:t>
       </w:r>
@@ -1329,15 +1329,15 @@
           <w:bCs w:val="false"/>
           <w:i w:val="false"/>
           <w:iCs w:val="false"/>
-          <w:sz w:val="18"/>
-          <w:szCs w:val="18"/>
+          <w:sz w:val="26"/>
+          <w:szCs w:val="26"/>
         </w:rPr>
         <w:t xml:space="preserve">Lis le document projeté sur les câbles Gondwana 1 et 2, puis réponds.</w:t>
       </w:r>
     </w:p>
     <w:p>
       <w:pPr>
-        <w:spacing w:after="30"/>
+        <w:spacing w:after="48"/>
       </w:pPr>
       <w:r>
         <w:rPr>
@@ -1346,15 +1346,15 @@
           <w:bCs w:val="false"/>
           <w:i w:val="false"/>
           <w:iCs w:val="false"/>
-          <w:sz w:val="16"/>
-          <w:szCs w:val="16"/>
+          <w:sz w:val="24"/>
+          <w:szCs w:val="24"/>
         </w:rPr>
         <w:t xml:space="preserve">2a. Pourquoi pose-t-on les câbles Internet au fond de l'océan plutôt que dans les airs ?</w:t>
       </w:r>
     </w:p>
     <w:p>
       <w:pPr>
-        <w:spacing w:after="60"/>
+        <w:spacing w:after="96"/>
       </w:pPr>
       <w:r>
         <w:rPr>
@@ -1363,15 +1363,15 @@
           <w:bCs w:val="false"/>
           <w:i w:val="false"/>
           <w:iCs w:val="false"/>
-          <w:sz w:val="16"/>
-          <w:szCs w:val="16"/>
+          <w:sz w:val="24"/>
+          <w:szCs w:val="24"/>
         </w:rPr>
-        <w:t xml:space="preserve">......................................................................................................................</w:t>
+        <w:t xml:space="preserve">.............................................................................</w:t>
       </w:r>
     </w:p>
     <w:p>
       <w:pPr>
-        <w:spacing w:after="30"/>
+        <w:spacing w:after="48"/>
       </w:pPr>
       <w:r>
         <w:rPr>
@@ -1380,15 +1380,15 @@
           <w:bCs w:val="false"/>
           <w:i w:val="false"/>
           <w:iCs w:val="false"/>
-          <w:sz w:val="16"/>
-          <w:szCs w:val="16"/>
+          <w:sz w:val="24"/>
+          <w:szCs w:val="24"/>
         </w:rPr>
         <w:t xml:space="preserve">2b. Que transporte la fibre optique à l'intérieur du câble ?</w:t>
       </w:r>
     </w:p>
     <w:p>
       <w:pPr>
-        <w:spacing w:after="60"/>
+        <w:spacing w:after="96"/>
       </w:pPr>
       <w:r>
         <w:rPr>
@@ -1397,15 +1397,15 @@
           <w:bCs w:val="false"/>
           <w:i w:val="false"/>
           <w:iCs w:val="false"/>
-          <w:sz w:val="16"/>
-          <w:szCs w:val="16"/>
+          <w:sz w:val="24"/>
+          <w:szCs w:val="24"/>
         </w:rPr>
-        <w:t xml:space="preserve">......................................................................................................................</w:t>
+        <w:t xml:space="preserve">.............................................................................</w:t>
       </w:r>
     </w:p>
     <w:p>
       <w:pPr>
-        <w:spacing w:after="30"/>
+        <w:spacing w:after="48"/>
       </w:pPr>
       <w:r>
         <w:rPr>
@@ -1414,15 +1414,15 @@
           <w:bCs w:val="false"/>
           <w:i w:val="false"/>
           <w:iCs w:val="false"/>
-          <w:sz w:val="16"/>
-          <w:szCs w:val="16"/>
+          <w:sz w:val="24"/>
+          <w:szCs w:val="24"/>
         </w:rPr>
         <w:t xml:space="preserve">2c. Gondwana 1 existe déjà. À quoi sert Gondwana 2 ?</w:t>
       </w:r>
     </w:p>
     <w:p>
       <w:pPr>
-        <w:spacing w:after="60"/>
+        <w:spacing w:after="96"/>
       </w:pPr>
       <w:r>
         <w:rPr>
@@ -1431,10 +1431,10 @@
           <w:bCs w:val="false"/>
           <w:i w:val="false"/>
           <w:iCs w:val="false"/>
-          <w:sz w:val="16"/>
-          <w:szCs w:val="16"/>
+          <w:sz w:val="24"/>
+          <w:szCs w:val="24"/>
         </w:rPr>
-        <w:t xml:space="preserve">......................................................................................................................</w:t>
+        <w:t xml:space="preserve">.............................................................................</w:t>
       </w:r>
     </w:p>
     <w:tbl>
@@ -1472,7 +1472,7 @@
           </w:tcPr>
           <w:p>
             <w:pPr>
-              <w:spacing w:after="40"/>
+              <w:spacing w:after="64"/>
             </w:pPr>
             <w:r>
               <w:rPr>
@@ -1481,44 +1481,44 @@
                 <w:bCs/>
                 <w:i w:val="false"/>
                 <w:iCs w:val="false"/>
-                <w:sz w:val="18"/>
-                <w:szCs w:val="18"/>
+                <w:sz w:val="26"/>
+                <w:szCs w:val="26"/>
               </w:rPr>
               <w:t xml:space="preserve">DÉFINITION — ADRESSE IP (à compléter ensemble)</w:t>
             </w:r>
           </w:p>
           <w:p>
             <w:pPr>
-              <w:spacing w:after="50"/>
-            </w:pPr>
-            <w:r>
-              <w:rPr>
-                <w:rFonts w:ascii="Arial" w:cs="Arial" w:eastAsia="Arial" w:hAnsi="Arial"/>
-                <w:b w:val="false"/>
-                <w:bCs w:val="false"/>
-                <w:i w:val="false"/>
-                <w:iCs w:val="false"/>
-                <w:sz w:val="16"/>
-                <w:szCs w:val="16"/>
-              </w:rPr>
-              <w:t xml:space="preserve">................................................................................................................</w:t>
-            </w:r>
-          </w:p>
-          <w:p>
-            <w:pPr>
-              <w:spacing w:after="50"/>
-            </w:pPr>
-            <w:r>
-              <w:rPr>
-                <w:rFonts w:ascii="Arial" w:cs="Arial" w:eastAsia="Arial" w:hAnsi="Arial"/>
-                <w:b w:val="false"/>
-                <w:bCs w:val="false"/>
-                <w:i w:val="false"/>
-                <w:iCs w:val="false"/>
-                <w:sz w:val="16"/>
-                <w:szCs w:val="16"/>
-              </w:rPr>
-              <w:t xml:space="preserve">................................................................................................................</w:t>
+              <w:spacing w:after="80"/>
+            </w:pPr>
+            <w:r>
+              <w:rPr>
+                <w:rFonts w:ascii="Arial" w:cs="Arial" w:eastAsia="Arial" w:hAnsi="Arial"/>
+                <w:b w:val="false"/>
+                <w:bCs w:val="false"/>
+                <w:i w:val="false"/>
+                <w:iCs w:val="false"/>
+                <w:sz w:val="24"/>
+                <w:szCs w:val="24"/>
+              </w:rPr>
+              <w:t xml:space="preserve">.........................................................................</w:t>
+            </w:r>
+          </w:p>
+          <w:p>
+            <w:pPr>
+              <w:spacing w:after="80"/>
+            </w:pPr>
+            <w:r>
+              <w:rPr>
+                <w:rFonts w:ascii="Arial" w:cs="Arial" w:eastAsia="Arial" w:hAnsi="Arial"/>
+                <w:b w:val="false"/>
+                <w:bCs w:val="false"/>
+                <w:i w:val="false"/>
+                <w:iCs w:val="false"/>
+                <w:sz w:val="24"/>
+                <w:szCs w:val="24"/>
+              </w:rPr>
+              <w:t xml:space="preserve">.........................................................................</w:t>
             </w:r>
           </w:p>
         </w:tc>
@@ -1526,7 +1526,7 @@
     </w:tbl>
     <w:p>
       <w:pPr>
-        <w:spacing w:after="60"/>
+        <w:spacing w:after="96"/>
       </w:pPr>
     </w:p>
     <w:tbl>
@@ -1574,8 +1574,8 @@
                 <w:bCs/>
                 <w:i w:val="false"/>
                 <w:iCs w:val="false"/>
-                <w:sz w:val="20"/>
-                <w:szCs w:val="20"/>
+                <w:sz w:val="28"/>
+                <w:szCs w:val="28"/>
               </w:rPr>
               <w:t xml:space="preserve">PARTIE 3 — Ma carte du réseau mondial</w:t>
             </w:r>
@@ -1585,12 +1585,12 @@
     </w:tbl>
     <w:p>
       <w:pPr>
-        <w:spacing w:after="40"/>
+        <w:spacing w:after="64"/>
       </w:pPr>
     </w:p>
     <w:p>
       <w:pPr>
-        <w:spacing w:after="60"/>
+        <w:spacing w:after="96"/>
       </w:pPr>
       <w:r>
         <w:rPr>
@@ -1599,8 +1599,8 @@
           <w:bCs/>
           <w:i w:val="false"/>
           <w:iCs w:val="false"/>
-          <w:sz w:val="18"/>
-          <w:szCs w:val="18"/>
+          <w:sz w:val="26"/>
+          <w:szCs w:val="26"/>
         </w:rPr>
         <w:t xml:space="preserve">➤ </w:t>
       </w:r>
@@ -1611,8 +1611,8 @@
           <w:bCs w:val="false"/>
           <w:i w:val="false"/>
           <w:iCs w:val="false"/>
-          <w:sz w:val="18"/>
-          <w:szCs w:val="18"/>
+          <w:sz w:val="26"/>
+          <w:szCs w:val="26"/>
         </w:rPr>
         <w:t xml:space="preserve">Dans le cadre : dessine la Nouvelle-Calédonie, l'Australie et la France, puis trace le trajet de ta photo. Légende au moins 3 éléments (câble Gondwana, serveur, antenne/box).</w:t>
       </w:r>
@@ -1652,7 +1652,7 @@
           </w:tcPr>
           <w:p>
             <w:pPr>
-              <w:spacing w:after="1800"/>
+              <w:spacing w:after="2250"/>
             </w:pPr>
             <w:r>
               <w:rPr>
@@ -1661,8 +1661,8 @@
                 <w:bCs w:val="false"/>
                 <w:i/>
                 <w:iCs/>
-                <w:sz w:val="14"/>
-                <w:szCs w:val="14"/>
+                <w:sz w:val="22"/>
+                <w:szCs w:val="22"/>
               </w:rPr>
               <w:t xml:space="preserve">Ma carte :</w:t>
             </w:r>
@@ -1672,7 +1672,7 @@
     </w:tbl>
     <w:p>
       <w:pPr>
-        <w:spacing w:after="60"/>
+        <w:spacing w:after="96"/>
       </w:pPr>
     </w:p>
     <w:tbl>
@@ -1711,7 +1711,7 @@
           </w:tcPr>
           <w:p>
             <w:pPr>
-              <w:spacing w:after="60"/>
+              <w:spacing w:after="96"/>
             </w:pPr>
             <w:r>
               <w:rPr>
@@ -1720,61 +1720,61 @@
                 <w:bCs/>
                 <w:i w:val="false"/>
                 <w:iCs w:val="false"/>
-                <w:sz w:val="20"/>
-                <w:szCs w:val="20"/>
+                <w:sz w:val="28"/>
+                <w:szCs w:val="28"/>
               </w:rPr>
               <w:t xml:space="preserve">BILAN — Ce que je retiens</w:t>
             </w:r>
           </w:p>
           <w:p>
             <w:pPr>
-              <w:spacing w:after="60"/>
-            </w:pPr>
-            <w:r>
-              <w:rPr>
-                <w:rFonts w:ascii="Arial" w:cs="Arial" w:eastAsia="Arial" w:hAnsi="Arial"/>
-                <w:b w:val="false"/>
-                <w:bCs w:val="false"/>
-                <w:i w:val="false"/>
-                <w:iCs w:val="false"/>
-                <w:sz w:val="18"/>
-                <w:szCs w:val="18"/>
-              </w:rPr>
-              <w:t xml:space="preserve">Sur Internet, les messages sont découpés en ...................................... qui voyagent séparément.</w:t>
-            </w:r>
-          </w:p>
-          <w:p>
-            <w:pPr>
-              <w:spacing w:after="60"/>
-            </w:pPr>
-            <w:r>
-              <w:rPr>
-                <w:rFonts w:ascii="Arial" w:cs="Arial" w:eastAsia="Arial" w:hAnsi="Arial"/>
-                <w:b w:val="false"/>
-                <w:bCs w:val="false"/>
-                <w:i w:val="false"/>
-                <w:iCs w:val="false"/>
-                <w:sz w:val="18"/>
-                <w:szCs w:val="18"/>
-              </w:rPr>
-              <w:t xml:space="preserve">La Nouvelle-Calédonie est reliée au monde par des câbles ...................................... posés au fond de l'océan.</w:t>
-            </w:r>
-          </w:p>
-          <w:p>
-            <w:pPr>
-              <w:spacing w:after="60"/>
-            </w:pPr>
-            <w:r>
-              <w:rPr>
-                <w:rFonts w:ascii="Arial" w:cs="Arial" w:eastAsia="Arial" w:hAnsi="Arial"/>
-                <w:b w:val="false"/>
-                <w:bCs w:val="false"/>
-                <w:i w:val="false"/>
-                <w:iCs w:val="false"/>
-                <w:sz w:val="18"/>
-                <w:szCs w:val="18"/>
-              </w:rPr>
-              <w:t xml:space="preserve">Chaque machine possède une adresse ...................................... pour que le message trouve sa destination.</w:t>
+              <w:spacing w:after="96"/>
+            </w:pPr>
+            <w:r>
+              <w:rPr>
+                <w:rFonts w:ascii="Arial" w:cs="Arial" w:eastAsia="Arial" w:hAnsi="Arial"/>
+                <w:b w:val="false"/>
+                <w:bCs w:val="false"/>
+                <w:i w:val="false"/>
+                <w:iCs w:val="false"/>
+                <w:sz w:val="26"/>
+                <w:szCs w:val="26"/>
+              </w:rPr>
+              <w:t xml:space="preserve">Sur Internet, les messages sont découpés en ..................... qui voyagent séparément.</w:t>
+            </w:r>
+          </w:p>
+          <w:p>
+            <w:pPr>
+              <w:spacing w:after="96"/>
+            </w:pPr>
+            <w:r>
+              <w:rPr>
+                <w:rFonts w:ascii="Arial" w:cs="Arial" w:eastAsia="Arial" w:hAnsi="Arial"/>
+                <w:b w:val="false"/>
+                <w:bCs w:val="false"/>
+                <w:i w:val="false"/>
+                <w:iCs w:val="false"/>
+                <w:sz w:val="26"/>
+                <w:szCs w:val="26"/>
+              </w:rPr>
+              <w:t xml:space="preserve">La Nouvelle-Calédonie est reliée au monde par des câbles ..................... posés au fond de l'océan.</w:t>
+            </w:r>
+          </w:p>
+          <w:p>
+            <w:pPr>
+              <w:spacing w:after="96"/>
+            </w:pPr>
+            <w:r>
+              <w:rPr>
+                <w:rFonts w:ascii="Arial" w:cs="Arial" w:eastAsia="Arial" w:hAnsi="Arial"/>
+                <w:b w:val="false"/>
+                <w:bCs w:val="false"/>
+                <w:i w:val="false"/>
+                <w:iCs w:val="false"/>
+                <w:sz w:val="26"/>
+                <w:szCs w:val="26"/>
+              </w:rPr>
+              <w:t xml:space="preserve">Chaque machine possède une adresse ..................... pour que le message trouve sa destination.</w:t>
             </w:r>
           </w:p>
         </w:tc>
@@ -1792,8 +1792,8 @@
           <w:bCs w:val="false"/>
           <w:i/>
           <w:iCs/>
-          <w:sz w:val="16"/>
-          <w:szCs w:val="16"/>
+          <w:sz w:val="24"/>
+          <w:szCs w:val="24"/>
         </w:rPr>
         <w:t xml:space="preserve">« L'information voyage à la vitesse de la lumière… au fond de l'océan. »</w:t>
       </w:r>
@@ -1946,8 +1946,8 @@
     <w:rPrDefault>
       <w:rPr>
         <w:rFonts w:ascii="Arial" w:cs="Arial" w:eastAsia="Arial" w:hAnsi="Arial"/>
-        <w:sz w:val="18"/>
-        <w:szCs w:val="18"/>
+        <w:sz w:val="24"/>
+        <w:szCs w:val="24"/>
       </w:rPr>
     </w:rPrDefault>
     <w:pPrDefault/>

--- a/public/2026/seq03/FICHE_S3-A02_VoyageMessage_5eme.docx
+++ b/public/2026/seq03/FICHE_S3-A02_VoyageMessage_5eme.docx
@@ -21,6 +21,9 @@
         <w:gridCol w:w="1200"/>
       </w:tblGrid>
       <w:tr>
+        <w:trPr>
+          <w:cantSplit/>
+        </w:trPr>
         <w:tc>
           <w:tcPr>
             <w:tcW w:type="dxa" w:w="1266"/>
@@ -210,6 +213,32 @@
               <w:t xml:space="preserve">ACTIVITÉ N°02</w:t>
             </w:r>
           </w:p>
+          <w:p>
+            <w:pPr>
+              <w:spacing w:after="0"/>
+            </w:pPr>
+            <w:r>
+              <w:rPr>
+                <w:rFonts w:ascii="Arial" w:cs="Arial" w:eastAsia="Arial" w:hAnsi="Arial"/>
+                <w:sz w:val="14"/>
+                <w:szCs w:val="14"/>
+              </w:rPr>
+              <w:t xml:space="preserve">NOM : ..............................</w:t>
+            </w:r>
+          </w:p>
+          <w:p>
+            <w:pPr>
+              <w:spacing w:after="0"/>
+            </w:pPr>
+            <w:r>
+              <w:rPr>
+                <w:rFonts w:ascii="Arial" w:cs="Arial" w:eastAsia="Arial" w:hAnsi="Arial"/>
+                <w:sz w:val="14"/>
+                <w:szCs w:val="14"/>
+              </w:rPr>
+              <w:t xml:space="preserve">PRÉNOM : .........................</w:t>
+            </w:r>
+          </w:p>
         </w:tc>
         <w:tc>
           <w:tcPr>
@@ -295,21 +324,22 @@
         </w:tblBorders>
       </w:tblPr>
       <w:tblGrid>
-        <w:gridCol w:w="2840"/>
-        <w:gridCol w:w="2840"/>
-        <w:gridCol w:w="1640"/>
-        <w:gridCol w:w="2040"/>
+        <w:gridCol w:w="9360"/>
       </w:tblGrid>
       <w:tr>
-        <w:tc>
-          <w:tcPr>
-            <w:tcW w:type="dxa" w:w="2840"/>
-            <w:tcBorders>
-              <w:top w:val="single" w:color="000000" w:sz="6"/>
-              <w:left w:val="single" w:color="000000" w:sz="6"/>
-              <w:bottom w:val="single" w:color="000000" w:sz="6"/>
-              <w:right w:val="single" w:color="000000" w:sz="6"/>
-            </w:tcBorders>
+        <w:trPr>
+          <w:cantSplit/>
+        </w:trPr>
+        <w:tc>
+          <w:tcPr>
+            <w:tcW w:type="dxa" w:w="9360"/>
+            <w:tcBorders>
+              <w:top w:val="single" w:color="000000" w:sz="6"/>
+              <w:left w:val="single" w:color="000000" w:sz="6"/>
+              <w:bottom w:val="single" w:color="000000" w:sz="6"/>
+              <w:right w:val="single" w:color="000000" w:sz="6"/>
+            </w:tcBorders>
+            <w:shd w:fill="D9D9D9" w:val="clear"/>
             <w:tcMar>
               <w:top w:type="dxa" w:w="40"/>
               <w:left w:type="dxa" w:w="80"/>
@@ -320,7 +350,10 @@
           </w:tcPr>
           <w:p>
             <w:pPr>
-              <w:spacing w:after="0"/>
+              <w:keepNext/>
+              <w:keepLines/>
+              <w:spacing w:after="0"/>
+              <w:jc w:val="center"/>
             </w:pPr>
             <w:r>
               <w:rPr>
@@ -329,163 +362,10 @@
                 <w:bCs/>
                 <w:i w:val="false"/>
                 <w:iCs w:val="false"/>
-                <w:sz w:val="24"/>
-                <w:szCs w:val="24"/>
-              </w:rPr>
-              <w:t xml:space="preserve">Nom : </w:t>
-            </w:r>
-            <w:r>
-              <w:rPr>
-                <w:rFonts w:ascii="Arial" w:cs="Arial" w:eastAsia="Arial" w:hAnsi="Arial"/>
-                <w:b w:val="false"/>
-                <w:bCs w:val="false"/>
-                <w:i w:val="false"/>
-                <w:iCs w:val="false"/>
-                <w:sz w:val="24"/>
-                <w:szCs w:val="24"/>
-              </w:rPr>
-              <w:t xml:space="preserve">...................</w:t>
-            </w:r>
-          </w:p>
-        </w:tc>
-        <w:tc>
-          <w:tcPr>
-            <w:tcW w:type="dxa" w:w="2840"/>
-            <w:tcBorders>
-              <w:top w:val="single" w:color="000000" w:sz="6"/>
-              <w:left w:val="single" w:color="000000" w:sz="6"/>
-              <w:bottom w:val="single" w:color="000000" w:sz="6"/>
-              <w:right w:val="single" w:color="000000" w:sz="6"/>
-            </w:tcBorders>
-            <w:tcMar>
-              <w:top w:type="dxa" w:w="40"/>
-              <w:left w:type="dxa" w:w="80"/>
-              <w:bottom w:type="dxa" w:w="40"/>
-              <w:right w:type="dxa" w:w="80"/>
-            </w:tcMar>
-            <w:vAlign w:val="center"/>
-          </w:tcPr>
-          <w:p>
-            <w:pPr>
-              <w:spacing w:after="0"/>
-            </w:pPr>
-            <w:r>
-              <w:rPr>
-                <w:rFonts w:ascii="Arial" w:cs="Arial" w:eastAsia="Arial" w:hAnsi="Arial"/>
-                <w:b/>
-                <w:bCs/>
-                <w:i w:val="false"/>
-                <w:iCs w:val="false"/>
-                <w:sz w:val="24"/>
-                <w:szCs w:val="24"/>
-              </w:rPr>
-              <w:t xml:space="preserve">Prénom : </w:t>
-            </w:r>
-            <w:r>
-              <w:rPr>
-                <w:rFonts w:ascii="Arial" w:cs="Arial" w:eastAsia="Arial" w:hAnsi="Arial"/>
-                <w:b w:val="false"/>
-                <w:bCs w:val="false"/>
-                <w:i w:val="false"/>
-                <w:iCs w:val="false"/>
-                <w:sz w:val="24"/>
-                <w:szCs w:val="24"/>
-              </w:rPr>
-              <w:t xml:space="preserve">................</w:t>
-            </w:r>
-          </w:p>
-        </w:tc>
-        <w:tc>
-          <w:tcPr>
-            <w:tcW w:type="dxa" w:w="1640"/>
-            <w:tcBorders>
-              <w:top w:val="single" w:color="000000" w:sz="6"/>
-              <w:left w:val="single" w:color="000000" w:sz="6"/>
-              <w:bottom w:val="single" w:color="000000" w:sz="6"/>
-              <w:right w:val="single" w:color="000000" w:sz="6"/>
-            </w:tcBorders>
-            <w:tcMar>
-              <w:top w:type="dxa" w:w="40"/>
-              <w:left w:type="dxa" w:w="80"/>
-              <w:bottom w:type="dxa" w:w="40"/>
-              <w:right w:type="dxa" w:w="80"/>
-            </w:tcMar>
-            <w:vAlign w:val="center"/>
-          </w:tcPr>
-          <w:p>
-            <w:pPr>
-              <w:spacing w:after="0"/>
-            </w:pPr>
-            <w:r>
-              <w:rPr>
-                <w:rFonts w:ascii="Arial" w:cs="Arial" w:eastAsia="Arial" w:hAnsi="Arial"/>
-                <w:b/>
-                <w:bCs/>
-                <w:i w:val="false"/>
-                <w:iCs w:val="false"/>
-                <w:sz w:val="24"/>
-                <w:szCs w:val="24"/>
-              </w:rPr>
-              <w:t xml:space="preserve">Classe : </w:t>
-            </w:r>
-            <w:r>
-              <w:rPr>
-                <w:rFonts w:ascii="Arial" w:cs="Arial" w:eastAsia="Arial" w:hAnsi="Arial"/>
-                <w:b w:val="false"/>
-                <w:bCs w:val="false"/>
-                <w:i w:val="false"/>
-                <w:iCs w:val="false"/>
-                <w:sz w:val="24"/>
-                <w:szCs w:val="24"/>
-              </w:rPr>
-              <w:t xml:space="preserve">......</w:t>
-            </w:r>
-          </w:p>
-        </w:tc>
-        <w:tc>
-          <w:tcPr>
-            <w:tcW w:type="dxa" w:w="2040"/>
-            <w:tcBorders>
-              <w:top w:val="single" w:color="000000" w:sz="6"/>
-              <w:left w:val="single" w:color="000000" w:sz="6"/>
-              <w:bottom w:val="single" w:color="000000" w:sz="6"/>
-              <w:right w:val="single" w:color="000000" w:sz="6"/>
-            </w:tcBorders>
-            <w:tcMar>
-              <w:top w:type="dxa" w:w="40"/>
-              <w:left w:type="dxa" w:w="80"/>
-              <w:bottom w:type="dxa" w:w="40"/>
-              <w:right w:type="dxa" w:w="80"/>
-            </w:tcMar>
-            <w:vAlign w:val="center"/>
-          </w:tcPr>
-          <w:p>
-            <w:pPr>
-              <w:spacing w:after="0"/>
-            </w:pPr>
-            <w:r>
-              <w:rPr>
-                <w:rFonts w:ascii="Arial" w:cs="Arial" w:eastAsia="Arial" w:hAnsi="Arial"/>
-                <w:b/>
-                <w:bCs/>
-                <w:i w:val="false"/>
-                <w:iCs w:val="false"/>
-                <w:sz w:val="24"/>
-                <w:szCs w:val="24"/>
-              </w:rPr>
-              <w:t xml:space="preserve">Maison : </w:t>
-            </w:r>
-            <w:r>
-              <w:rPr>
-                <w:rFonts w:ascii="Arial" w:cs="Arial" w:eastAsia="Arial" w:hAnsi="Arial"/>
-                <w:b w:val="false"/>
-                <w:bCs w:val="false"/>
-                <w:i w:val="false"/>
-                <w:iCs w:val="false"/>
-                <w:sz w:val="24"/>
-                <w:szCs w:val="24"/>
-              </w:rPr>
-              <w:t xml:space="preserve">......</w:t>
+                <w:sz w:val="32"/>
+                <w:szCs w:val="32"/>
+              </w:rPr>
+              <w:t xml:space="preserve">LE VOYAGE D'UN MESSAGE : DE NOUMÉA À PARIS</w:t>
             </w:r>
           </w:p>
         </w:tc>
@@ -493,6 +373,8 @@
     </w:tbl>
     <w:p>
       <w:pPr>
+        <w:keepNext/>
+        <w:keepLines/>
         <w:spacing w:after="128"/>
       </w:pPr>
     </w:p>
@@ -512,66 +394,9 @@
         <w:gridCol w:w="9360"/>
       </w:tblGrid>
       <w:tr>
-        <w:tc>
-          <w:tcPr>
-            <w:tcW w:type="dxa" w:w="9360"/>
-            <w:tcBorders>
-              <w:top w:val="single" w:color="000000" w:sz="6"/>
-              <w:left w:val="single" w:color="000000" w:sz="6"/>
-              <w:bottom w:val="single" w:color="000000" w:sz="6"/>
-              <w:right w:val="single" w:color="000000" w:sz="6"/>
-            </w:tcBorders>
-            <w:shd w:fill="D9D9D9" w:val="clear"/>
-            <w:tcMar>
-              <w:top w:type="dxa" w:w="40"/>
-              <w:left w:type="dxa" w:w="80"/>
-              <w:bottom w:type="dxa" w:w="40"/>
-              <w:right w:type="dxa" w:w="80"/>
-            </w:tcMar>
-            <w:vAlign w:val="center"/>
-          </w:tcPr>
-          <w:p>
-            <w:pPr>
-              <w:spacing w:after="0"/>
-              <w:jc w:val="center"/>
-            </w:pPr>
-            <w:r>
-              <w:rPr>
-                <w:rFonts w:ascii="Arial" w:cs="Arial" w:eastAsia="Arial" w:hAnsi="Arial"/>
-                <w:b/>
-                <w:bCs/>
-                <w:i w:val="false"/>
-                <w:iCs w:val="false"/>
-                <w:sz w:val="32"/>
-                <w:szCs w:val="32"/>
-              </w:rPr>
-              <w:t xml:space="preserve">LE VOYAGE D'UN MESSAGE : DE NOUMÉA À PARIS</w:t>
-            </w:r>
-          </w:p>
-        </w:tc>
-      </w:tr>
-    </w:tbl>
-    <w:p>
-      <w:pPr>
-        <w:spacing w:after="128"/>
-      </w:pPr>
-    </w:p>
-    <w:tbl>
-      <w:tblPr>
-        <w:tblW w:type="dxa" w:w="9360"/>
-        <w:tblBorders>
-          <w:top w:val="single" w:color="auto" w:sz="4"/>
-          <w:left w:val="single" w:color="auto" w:sz="4"/>
-          <w:bottom w:val="single" w:color="auto" w:sz="4"/>
-          <w:right w:val="single" w:color="auto" w:sz="4"/>
-          <w:insideH w:val="single" w:color="auto" w:sz="4"/>
-          <w:insideV w:val="single" w:color="auto" w:sz="4"/>
-        </w:tblBorders>
-      </w:tblPr>
-      <w:tblGrid>
-        <w:gridCol w:w="9360"/>
-      </w:tblGrid>
-      <w:tr>
+        <w:trPr>
+          <w:cantSplit/>
+        </w:trPr>
         <w:tc>
           <w:tcPr>
             <w:tcW w:type="dxa" w:w="9360"/>
@@ -591,6 +416,8 @@
           </w:tcPr>
           <w:p>
             <w:pPr>
+              <w:keepNext/>
+              <w:keepLines/>
               <w:spacing w:after="48"/>
             </w:pPr>
             <w:r>
@@ -608,6 +435,8 @@
           </w:p>
           <w:p>
             <w:pPr>
+              <w:keepNext/>
+              <w:keepLines/>
               <w:spacing w:after="0"/>
             </w:pPr>
             <w:r>
@@ -628,70 +457,35 @@
     </w:tbl>
     <w:p>
       <w:pPr>
-        <w:spacing w:after="128"/>
-      </w:pPr>
-    </w:p>
-    <w:tbl>
-      <w:tblPr>
-        <w:tblW w:type="dxa" w:w="9360"/>
-        <w:tblBorders>
-          <w:top w:val="single" w:color="auto" w:sz="4"/>
-          <w:left w:val="single" w:color="auto" w:sz="4"/>
-          <w:bottom w:val="single" w:color="auto" w:sz="4"/>
-          <w:right w:val="single" w:color="auto" w:sz="4"/>
-          <w:insideH w:val="single" w:color="auto" w:sz="4"/>
-          <w:insideV w:val="single" w:color="auto" w:sz="4"/>
-        </w:tblBorders>
-      </w:tblPr>
-      <w:tblGrid>
-        <w:gridCol w:w="9360"/>
-      </w:tblGrid>
-      <w:tr>
-        <w:tc>
-          <w:tcPr>
-            <w:tcW w:type="dxa" w:w="9360"/>
-            <w:tcBorders>
-              <w:top w:val="single" w:color="000000" w:sz="6"/>
-              <w:left w:val="single" w:color="000000" w:sz="6"/>
-              <w:bottom w:val="single" w:color="000000" w:sz="6"/>
-              <w:right w:val="single" w:color="000000" w:sz="6"/>
-            </w:tcBorders>
-            <w:shd w:fill="D9D9D9" w:val="clear"/>
-            <w:tcMar>
-              <w:top w:type="dxa" w:w="40"/>
-              <w:left w:type="dxa" w:w="80"/>
-              <w:bottom w:type="dxa" w:w="40"/>
-              <w:right w:type="dxa" w:w="80"/>
-            </w:tcMar>
-            <w:vAlign w:val="center"/>
-          </w:tcPr>
-          <w:p>
-            <w:pPr>
-              <w:spacing w:after="0"/>
-            </w:pPr>
-            <w:r>
-              <w:rPr>
-                <w:rFonts w:ascii="Arial" w:cs="Arial" w:eastAsia="Arial" w:hAnsi="Arial"/>
-                <w:b/>
-                <w:bCs/>
-                <w:i w:val="false"/>
-                <w:iCs w:val="false"/>
-                <w:sz w:val="28"/>
-                <w:szCs w:val="28"/>
-              </w:rPr>
-              <w:t xml:space="preserve">PARTIE 1 — Remets le voyage dans l'ordre</w:t>
-            </w:r>
-          </w:p>
-        </w:tc>
-      </w:tr>
-    </w:tbl>
-    <w:p>
-      <w:pPr>
-        <w:spacing w:after="64"/>
-      </w:pPr>
+        <w:keepNext/>
+        <w:keepLines/>
+        <w:pBdr>
+          <w:top w:val="single" w:color="000000" w:sz="6" w:space="4"/>
+          <w:left w:val="single" w:color="000000" w:sz="6" w:space="4"/>
+          <w:bottom w:val="single" w:color="000000" w:sz="6" w:space="4"/>
+          <w:right w:val="single" w:color="000000" w:sz="6" w:space="4"/>
+        </w:pBdr>
+        <w:shd w:val="clear" w:color="auto" w:fill="D9D9D9"/>
+        <w:spacing w:before="150" w:after="130"/>
+        <w:ind w:left="0" w:right="1106"/>
+      </w:pPr>
+      <w:r>
+        <w:rPr>
+          <w:rFonts w:ascii="Arial" w:cs="Arial" w:eastAsia="Arial" w:hAnsi="Arial"/>
+          <w:b/>
+          <w:bCs/>
+          <w:i w:val="false"/>
+          <w:iCs w:val="false"/>
+          <w:sz w:val="28"/>
+          <w:szCs w:val="28"/>
+        </w:rPr>
+        <w:t xml:space="preserve">PARTIE 1 — Remets le voyage dans l'ordre</w:t>
+      </w:r>
     </w:p>
     <w:p>
       <w:pPr>
+        <w:keepNext/>
+        <w:keepLines/>
         <w:spacing w:after="96"/>
       </w:pPr>
       <w:r>
@@ -736,6 +530,9 @@
         <w:gridCol w:w="8460"/>
       </w:tblGrid>
       <w:tr>
+        <w:trPr>
+          <w:cantSplit/>
+        </w:trPr>
         <w:tc>
           <w:tcPr>
             <w:tcW w:type="dxa" w:w="900"/>
@@ -756,6 +553,8 @@
           </w:tcPr>
           <w:p>
             <w:pPr>
+              <w:keepNext/>
+              <w:keepLines/>
               <w:spacing w:after="0"/>
             </w:pPr>
             <w:r>
@@ -792,6 +591,8 @@
           </w:tcPr>
           <w:p>
             <w:pPr>
+              <w:keepNext/>
+              <w:keepLines/>
               <w:spacing w:after="0"/>
             </w:pPr>
             <w:r>
@@ -810,6 +611,9 @@
         </w:tc>
       </w:tr>
       <w:tr>
+        <w:trPr>
+          <w:cantSplit/>
+        </w:trPr>
         <w:tc>
           <w:tcPr>
             <w:tcW w:type="dxa" w:w="900"/>
@@ -829,6 +633,8 @@
           </w:tcPr>
           <w:p>
             <w:pPr>
+              <w:keepNext/>
+              <w:keepLines/>
               <w:spacing w:after="0"/>
             </w:pPr>
             <w:r>
@@ -864,6 +670,8 @@
           </w:tcPr>
           <w:p>
             <w:pPr>
+              <w:keepNext/>
+              <w:keepLines/>
               <w:spacing w:after="0"/>
             </w:pPr>
             <w:r>
@@ -882,6 +690,9 @@
         </w:tc>
       </w:tr>
       <w:tr>
+        <w:trPr>
+          <w:cantSplit/>
+        </w:trPr>
         <w:tc>
           <w:tcPr>
             <w:tcW w:type="dxa" w:w="900"/>
@@ -901,6 +712,8 @@
           </w:tcPr>
           <w:p>
             <w:pPr>
+              <w:keepNext/>
+              <w:keepLines/>
               <w:spacing w:after="0"/>
             </w:pPr>
             <w:r>
@@ -936,6 +749,8 @@
           </w:tcPr>
           <w:p>
             <w:pPr>
+              <w:keepNext/>
+              <w:keepLines/>
               <w:spacing w:after="0"/>
             </w:pPr>
             <w:r>
@@ -954,6 +769,9 @@
         </w:tc>
       </w:tr>
       <w:tr>
+        <w:trPr>
+          <w:cantSplit/>
+        </w:trPr>
         <w:tc>
           <w:tcPr>
             <w:tcW w:type="dxa" w:w="900"/>
@@ -973,6 +791,8 @@
           </w:tcPr>
           <w:p>
             <w:pPr>
+              <w:keepNext/>
+              <w:keepLines/>
               <w:spacing w:after="0"/>
             </w:pPr>
             <w:r>
@@ -1008,6 +828,8 @@
           </w:tcPr>
           <w:p>
             <w:pPr>
+              <w:keepNext/>
+              <w:keepLines/>
               <w:spacing w:after="0"/>
             </w:pPr>
             <w:r>
@@ -1026,6 +848,9 @@
         </w:tc>
       </w:tr>
       <w:tr>
+        <w:trPr>
+          <w:cantSplit/>
+        </w:trPr>
         <w:tc>
           <w:tcPr>
             <w:tcW w:type="dxa" w:w="900"/>
@@ -1045,6 +870,8 @@
           </w:tcPr>
           <w:p>
             <w:pPr>
+              <w:keepNext/>
+              <w:keepLines/>
               <w:spacing w:after="0"/>
             </w:pPr>
             <w:r>
@@ -1080,6 +907,8 @@
           </w:tcPr>
           <w:p>
             <w:pPr>
+              <w:keepNext/>
+              <w:keepLines/>
               <w:spacing w:after="0"/>
             </w:pPr>
             <w:r>
@@ -1098,6 +927,9 @@
         </w:tc>
       </w:tr>
       <w:tr>
+        <w:trPr>
+          <w:cantSplit/>
+        </w:trPr>
         <w:tc>
           <w:tcPr>
             <w:tcW w:type="dxa" w:w="900"/>
@@ -1117,6 +949,8 @@
           </w:tcPr>
           <w:p>
             <w:pPr>
+              <w:keepNext/>
+              <w:keepLines/>
               <w:spacing w:after="0"/>
             </w:pPr>
             <w:r>
@@ -1152,6 +986,8 @@
           </w:tcPr>
           <w:p>
             <w:pPr>
+              <w:keepNext/>
+              <w:keepLines/>
               <w:spacing w:after="0"/>
             </w:pPr>
             <w:r>
@@ -1170,6 +1006,9 @@
         </w:tc>
       </w:tr>
       <w:tr>
+        <w:trPr>
+          <w:cantSplit/>
+        </w:trPr>
         <w:tc>
           <w:tcPr>
             <w:tcW w:type="dxa" w:w="900"/>
@@ -1244,70 +1083,35 @@
     </w:tbl>
     <w:p>
       <w:pPr>
-        <w:spacing w:after="96"/>
-      </w:pPr>
-    </w:p>
-    <w:tbl>
-      <w:tblPr>
-        <w:tblW w:type="dxa" w:w="9360"/>
-        <w:tblBorders>
-          <w:top w:val="single" w:color="auto" w:sz="4"/>
-          <w:left w:val="single" w:color="auto" w:sz="4"/>
-          <w:bottom w:val="single" w:color="auto" w:sz="4"/>
-          <w:right w:val="single" w:color="auto" w:sz="4"/>
-          <w:insideH w:val="single" w:color="auto" w:sz="4"/>
-          <w:insideV w:val="single" w:color="auto" w:sz="4"/>
-        </w:tblBorders>
-      </w:tblPr>
-      <w:tblGrid>
-        <w:gridCol w:w="9360"/>
-      </w:tblGrid>
-      <w:tr>
-        <w:tc>
-          <w:tcPr>
-            <w:tcW w:type="dxa" w:w="9360"/>
-            <w:tcBorders>
-              <w:top w:val="single" w:color="000000" w:sz="6"/>
-              <w:left w:val="single" w:color="000000" w:sz="6"/>
-              <w:bottom w:val="single" w:color="000000" w:sz="6"/>
-              <w:right w:val="single" w:color="000000" w:sz="6"/>
-            </w:tcBorders>
-            <w:shd w:fill="D9D9D9" w:val="clear"/>
-            <w:tcMar>
-              <w:top w:type="dxa" w:w="40"/>
-              <w:left w:type="dxa" w:w="80"/>
-              <w:bottom w:type="dxa" w:w="40"/>
-              <w:right w:type="dxa" w:w="80"/>
-            </w:tcMar>
-            <w:vAlign w:val="center"/>
-          </w:tcPr>
-          <w:p>
-            <w:pPr>
-              <w:spacing w:after="0"/>
-            </w:pPr>
-            <w:r>
-              <w:rPr>
-                <w:rFonts w:ascii="Arial" w:cs="Arial" w:eastAsia="Arial" w:hAnsi="Arial"/>
-                <w:b/>
-                <w:bCs/>
-                <w:i w:val="false"/>
-                <w:iCs w:val="false"/>
-                <w:sz w:val="28"/>
-                <w:szCs w:val="28"/>
-              </w:rPr>
-              <w:t xml:space="preserve">PARTIE 2 — Gondwana : la NC branchée au monde  (document projeté)</w:t>
-            </w:r>
-          </w:p>
-        </w:tc>
-      </w:tr>
-    </w:tbl>
-    <w:p>
-      <w:pPr>
-        <w:spacing w:after="64"/>
-      </w:pPr>
+        <w:keepNext/>
+        <w:keepLines/>
+        <w:pBdr>
+          <w:top w:val="single" w:color="000000" w:sz="6" w:space="4"/>
+          <w:left w:val="single" w:color="000000" w:sz="6" w:space="4"/>
+          <w:bottom w:val="single" w:color="000000" w:sz="6" w:space="4"/>
+          <w:right w:val="single" w:color="000000" w:sz="6" w:space="4"/>
+        </w:pBdr>
+        <w:shd w:val="clear" w:color="auto" w:fill="D9D9D9"/>
+        <w:spacing w:before="150" w:after="130"/>
+        <w:ind w:left="0" w:right="1106"/>
+      </w:pPr>
+      <w:r>
+        <w:rPr>
+          <w:rFonts w:ascii="Arial" w:cs="Arial" w:eastAsia="Arial" w:hAnsi="Arial"/>
+          <w:b/>
+          <w:bCs/>
+          <w:i w:val="false"/>
+          <w:iCs w:val="false"/>
+          <w:sz w:val="28"/>
+          <w:szCs w:val="28"/>
+        </w:rPr>
+        <w:t xml:space="preserve">PARTIE 2 — Gondwana : la NC branchée au monde  (document projeté)</w:t>
+      </w:r>
     </w:p>
     <w:p>
       <w:pPr>
+        <w:keepNext/>
+        <w:keepLines/>
         <w:spacing w:after="96"/>
       </w:pPr>
       <w:r>
@@ -1453,6 +1257,9 @@
         <w:gridCol w:w="9360"/>
       </w:tblGrid>
       <w:tr>
+        <w:trPr>
+          <w:cantSplit/>
+        </w:trPr>
         <w:tc>
           <w:tcPr>
             <w:tcW w:type="dxa" w:w="9360"/>
@@ -1472,6 +1279,8 @@
           </w:tcPr>
           <w:p>
             <w:pPr>
+              <w:keepNext/>
+              <w:keepLines/>
               <w:spacing w:after="64"/>
             </w:pPr>
             <w:r>
@@ -1489,6 +1298,8 @@
           </w:p>
           <w:p>
             <w:pPr>
+              <w:keepNext/>
+              <w:keepLines/>
               <w:spacing w:after="80"/>
             </w:pPr>
             <w:r>
@@ -1506,6 +1317,8 @@
           </w:p>
           <w:p>
             <w:pPr>
+              <w:keepNext/>
+              <w:keepLines/>
               <w:spacing w:after="80"/>
             </w:pPr>
             <w:r>
@@ -1526,70 +1339,35 @@
     </w:tbl>
     <w:p>
       <w:pPr>
-        <w:spacing w:after="96"/>
-      </w:pPr>
-    </w:p>
-    <w:tbl>
-      <w:tblPr>
-        <w:tblW w:type="dxa" w:w="9360"/>
-        <w:tblBorders>
-          <w:top w:val="single" w:color="auto" w:sz="4"/>
-          <w:left w:val="single" w:color="auto" w:sz="4"/>
-          <w:bottom w:val="single" w:color="auto" w:sz="4"/>
-          <w:right w:val="single" w:color="auto" w:sz="4"/>
-          <w:insideH w:val="single" w:color="auto" w:sz="4"/>
-          <w:insideV w:val="single" w:color="auto" w:sz="4"/>
-        </w:tblBorders>
-      </w:tblPr>
-      <w:tblGrid>
-        <w:gridCol w:w="9360"/>
-      </w:tblGrid>
-      <w:tr>
-        <w:tc>
-          <w:tcPr>
-            <w:tcW w:type="dxa" w:w="9360"/>
-            <w:tcBorders>
-              <w:top w:val="single" w:color="000000" w:sz="6"/>
-              <w:left w:val="single" w:color="000000" w:sz="6"/>
-              <w:bottom w:val="single" w:color="000000" w:sz="6"/>
-              <w:right w:val="single" w:color="000000" w:sz="6"/>
-            </w:tcBorders>
-            <w:shd w:fill="D9D9D9" w:val="clear"/>
-            <w:tcMar>
-              <w:top w:type="dxa" w:w="40"/>
-              <w:left w:type="dxa" w:w="80"/>
-              <w:bottom w:type="dxa" w:w="40"/>
-              <w:right w:type="dxa" w:w="80"/>
-            </w:tcMar>
-            <w:vAlign w:val="center"/>
-          </w:tcPr>
-          <w:p>
-            <w:pPr>
-              <w:spacing w:after="0"/>
-            </w:pPr>
-            <w:r>
-              <w:rPr>
-                <w:rFonts w:ascii="Arial" w:cs="Arial" w:eastAsia="Arial" w:hAnsi="Arial"/>
-                <w:b/>
-                <w:bCs/>
-                <w:i w:val="false"/>
-                <w:iCs w:val="false"/>
-                <w:sz w:val="28"/>
-                <w:szCs w:val="28"/>
-              </w:rPr>
-              <w:t xml:space="preserve">PARTIE 3 — Ma carte du réseau mondial</w:t>
-            </w:r>
-          </w:p>
-        </w:tc>
-      </w:tr>
-    </w:tbl>
-    <w:p>
-      <w:pPr>
-        <w:spacing w:after="64"/>
-      </w:pPr>
+        <w:keepNext/>
+        <w:keepLines/>
+        <w:pBdr>
+          <w:top w:val="single" w:color="000000" w:sz="6" w:space="4"/>
+          <w:left w:val="single" w:color="000000" w:sz="6" w:space="4"/>
+          <w:bottom w:val="single" w:color="000000" w:sz="6" w:space="4"/>
+          <w:right w:val="single" w:color="000000" w:sz="6" w:space="4"/>
+        </w:pBdr>
+        <w:shd w:val="clear" w:color="auto" w:fill="D9D9D9"/>
+        <w:spacing w:before="150" w:after="130"/>
+        <w:ind w:left="0" w:right="1106"/>
+      </w:pPr>
+      <w:r>
+        <w:rPr>
+          <w:rFonts w:ascii="Arial" w:cs="Arial" w:eastAsia="Arial" w:hAnsi="Arial"/>
+          <w:b/>
+          <w:bCs/>
+          <w:i w:val="false"/>
+          <w:iCs w:val="false"/>
+          <w:sz w:val="28"/>
+          <w:szCs w:val="28"/>
+        </w:rPr>
+        <w:t xml:space="preserve">PARTIE 3 — Ma carte du réseau mondial</w:t>
+      </w:r>
     </w:p>
     <w:p>
       <w:pPr>
+        <w:keepNext/>
+        <w:keepLines/>
         <w:spacing w:after="96"/>
       </w:pPr>
       <w:r>
@@ -1633,6 +1411,9 @@
         <w:gridCol w:w="9360"/>
       </w:tblGrid>
       <w:tr>
+        <w:trPr>
+          <w:cantSplit/>
+        </w:trPr>
         <w:tc>
           <w:tcPr>
             <w:tcW w:type="dxa" w:w="9360"/>
@@ -1691,6 +1472,9 @@
         <w:gridCol w:w="9360"/>
       </w:tblGrid>
       <w:tr>
+        <w:trPr>
+          <w:cantSplit/>
+        </w:trPr>
         <w:tc>
           <w:tcPr>
             <w:tcW w:type="dxa" w:w="9360"/>

--- a/public/2026/seq03/FICHE_S3-A02_VoyageMessage_5eme.docx
+++ b/public/2026/seq03/FICHE_S3-A02_VoyageMessage_5eme.docx
@@ -211,32 +211,6 @@
                 <w:szCs w:val="15"/>
               </w:rPr>
               <w:t xml:space="preserve">ACTIVITÉ N°02</w:t>
-            </w:r>
-          </w:p>
-          <w:p>
-            <w:pPr>
-              <w:spacing w:after="0"/>
-            </w:pPr>
-            <w:r>
-              <w:rPr>
-                <w:rFonts w:ascii="Arial" w:cs="Arial" w:eastAsia="Arial" w:hAnsi="Arial"/>
-                <w:sz w:val="14"/>
-                <w:szCs w:val="14"/>
-              </w:rPr>
-              <w:t xml:space="preserve">NOM : ..............................</w:t>
-            </w:r>
-          </w:p>
-          <w:p>
-            <w:pPr>
-              <w:spacing w:after="0"/>
-            </w:pPr>
-            <w:r>
-              <w:rPr>
-                <w:rFonts w:ascii="Arial" w:cs="Arial" w:eastAsia="Arial" w:hAnsi="Arial"/>
-                <w:sz w:val="14"/>
-                <w:szCs w:val="14"/>
-              </w:rPr>
-              <w:t xml:space="preserve">PRÉNOM : .........................</w:t>
             </w:r>
           </w:p>
         </w:tc>

--- a/public/2026/seq03/FICHE_S3-A02_VoyageMessage_5eme.docx
+++ b/public/2026/seq03/FICHE_S3-A02_VoyageMessage_5eme.docx
@@ -348,6 +348,30 @@
     <w:p>
       <w:pPr>
         <w:keepNext/>
+        <w:spacing w:after="128"/>
+      </w:pPr>
+      <w:r>
+        <w:rPr>
+          <w:rFonts w:ascii="Arial" w:cs="Arial" w:eastAsia="Arial" w:hAnsi="Arial"/>
+          <w:sz w:val="24"/>
+          <w:szCs w:val="24"/>
+          <w:b/>
+          <w:bCs/>
+        </w:rPr>
+        <w:t xml:space="preserve">OBJECTIF — </w:t>
+      </w:r>
+      <w:r>
+        <w:rPr>
+          <w:rFonts w:ascii="Arial" w:cs="Arial" w:eastAsia="Arial" w:hAnsi="Arial"/>
+          <w:sz w:val="24"/>
+          <w:szCs w:val="24"/>
+        </w:rPr>
+        <w:t xml:space="preserve">Tu sauras raconter le trajet d'un message, de ton poste jusqu'au destinataire.</w:t>
+      </w:r>
+    </w:p>
+    <w:p>
+      <w:pPr>
+        <w:keepNext/>
         <w:keepLines/>
         <w:spacing w:after="128"/>
       </w:pPr>
@@ -609,7 +633,7 @@
             <w:pPr>
               <w:keepNext/>
               <w:keepLines/>
-              <w:spacing w:after="0"/>
+              <w:spacing w:after="230"/>
             </w:pPr>
             <w:r>
               <w:rPr>
@@ -621,7 +645,7 @@
                 <w:sz w:val="24"/>
                 <w:szCs w:val="24"/>
               </w:rPr>
-              <w:t xml:space="preserve">......</w:t>
+              <w:t xml:space="preserve">.........</w:t>
             </w:r>
           </w:p>
         </w:tc>
@@ -688,7 +712,7 @@
             <w:pPr>
               <w:keepNext/>
               <w:keepLines/>
-              <w:spacing w:after="0"/>
+              <w:spacing w:after="230"/>
             </w:pPr>
             <w:r>
               <w:rPr>
@@ -700,7 +724,7 @@
                 <w:sz w:val="24"/>
                 <w:szCs w:val="24"/>
               </w:rPr>
-              <w:t xml:space="preserve">......</w:t>
+              <w:t xml:space="preserve">.........</w:t>
             </w:r>
           </w:p>
         </w:tc>
@@ -767,7 +791,7 @@
             <w:pPr>
               <w:keepNext/>
               <w:keepLines/>
-              <w:spacing w:after="0"/>
+              <w:spacing w:after="230"/>
             </w:pPr>
             <w:r>
               <w:rPr>
@@ -779,7 +803,7 @@
                 <w:sz w:val="24"/>
                 <w:szCs w:val="24"/>
               </w:rPr>
-              <w:t xml:space="preserve">......</w:t>
+              <w:t xml:space="preserve">.........</w:t>
             </w:r>
           </w:p>
         </w:tc>
@@ -846,7 +870,7 @@
             <w:pPr>
               <w:keepNext/>
               <w:keepLines/>
-              <w:spacing w:after="0"/>
+              <w:spacing w:after="230"/>
             </w:pPr>
             <w:r>
               <w:rPr>
@@ -858,7 +882,7 @@
                 <w:sz w:val="24"/>
                 <w:szCs w:val="24"/>
               </w:rPr>
-              <w:t xml:space="preserve">......</w:t>
+              <w:t xml:space="preserve">.........</w:t>
             </w:r>
           </w:p>
         </w:tc>
@@ -925,7 +949,7 @@
             <w:pPr>
               <w:keepNext/>
               <w:keepLines/>
-              <w:spacing w:after="0"/>
+              <w:spacing w:after="230"/>
             </w:pPr>
             <w:r>
               <w:rPr>
@@ -937,7 +961,7 @@
                 <w:sz w:val="24"/>
                 <w:szCs w:val="24"/>
               </w:rPr>
-              <w:t xml:space="preserve">......</w:t>
+              <w:t xml:space="preserve">.........</w:t>
             </w:r>
           </w:p>
         </w:tc>
@@ -1002,7 +1026,7 @@
           </w:tcPr>
           <w:p>
             <w:pPr>
-              <w:spacing w:after="0"/>
+              <w:spacing w:after="230"/>
             </w:pPr>
             <w:r>
               <w:rPr>
@@ -1014,7 +1038,7 @@
                 <w:sz w:val="24"/>
                 <w:szCs w:val="24"/>
               </w:rPr>
-              <w:t xml:space="preserve">......</w:t>
+              <w:t xml:space="preserve">.........</w:t>
             </w:r>
           </w:p>
         </w:tc>
@@ -1132,7 +1156,7 @@
     </w:p>
     <w:p>
       <w:pPr>
-        <w:spacing w:after="96"/>
+        <w:spacing w:after="230"/>
       </w:pPr>
       <w:r>
         <w:rPr>
@@ -1144,7 +1168,7 @@
           <w:sz w:val="24"/>
           <w:szCs w:val="24"/>
         </w:rPr>
-        <w:t xml:space="preserve">.............................................................................</w:t>
+        <w:t xml:space="preserve">......................................................................................................................................................</w:t>
       </w:r>
     </w:p>
     <w:p>
@@ -1166,7 +1190,7 @@
     </w:p>
     <w:p>
       <w:pPr>
-        <w:spacing w:after="96"/>
+        <w:spacing w:after="230"/>
       </w:pPr>
       <w:r>
         <w:rPr>
@@ -1178,7 +1202,7 @@
           <w:sz w:val="24"/>
           <w:szCs w:val="24"/>
         </w:rPr>
-        <w:t xml:space="preserve">.............................................................................</w:t>
+        <w:t xml:space="preserve">......................................................................................................................................................</w:t>
       </w:r>
     </w:p>
     <w:p>
@@ -1200,7 +1224,7 @@
     </w:p>
     <w:p>
       <w:pPr>
-        <w:spacing w:after="96"/>
+        <w:spacing w:after="230"/>
       </w:pPr>
       <w:r>
         <w:rPr>
@@ -1212,7 +1236,7 @@
           <w:sz w:val="24"/>
           <w:szCs w:val="24"/>
         </w:rPr>
-        <w:t xml:space="preserve">.............................................................................</w:t>
+        <w:t xml:space="preserve">......................................................................................................................................................</w:t>
       </w:r>
     </w:p>
     <w:tbl>
@@ -1274,7 +1298,7 @@
             <w:pPr>
               <w:keepNext/>
               <w:keepLines/>
-              <w:spacing w:after="80"/>
+              <w:spacing w:after="230"/>
             </w:pPr>
             <w:r>
               <w:rPr>
@@ -1286,14 +1310,14 @@
                 <w:sz w:val="24"/>
                 <w:szCs w:val="24"/>
               </w:rPr>
-              <w:t xml:space="preserve">.........................................................................</w:t>
+              <w:t xml:space="preserve">...................................................................................................................................</w:t>
             </w:r>
           </w:p>
           <w:p>
             <w:pPr>
               <w:keepNext/>
               <w:keepLines/>
-              <w:spacing w:after="80"/>
+              <w:spacing w:after="230"/>
             </w:pPr>
             <w:r>
               <w:rPr>
@@ -1305,7 +1329,7 @@
                 <w:sz w:val="24"/>
                 <w:szCs w:val="24"/>
               </w:rPr>
-              <w:t xml:space="preserve">.........................................................................</w:t>
+              <w:t xml:space="preserve">...................................................................................................................................</w:t>
             </w:r>
           </w:p>
         </w:tc>

--- a/public/2026/seq03/FICHE_S3-A02_VoyageMessage_5eme.docx
+++ b/public/2026/seq03/FICHE_S3-A02_VoyageMessage_5eme.docx
@@ -453,6 +453,52 @@
         </w:tc>
       </w:tr>
     </w:tbl>
+    <w:p>
+      <w:pPr>
+        <w:keepNext/>
+        <w:pBdr>
+          <w:top w:val="single" w:sz="6" w:space="2" w:color="D9D9D9"/>
+          <w:left w:val="single" w:sz="6" w:space="2" w:color="D9D9D9"/>
+          <w:bottom w:val="single" w:sz="6" w:space="2" w:color="D9D9D9"/>
+          <w:right w:val="single" w:sz="6" w:space="2" w:color="D9D9D9"/>
+        </w:pBdr>
+        <w:shd w:val="clear" w:color="auto" w:fill="F2F2F2"/>
+        <w:spacing w:before="80" w:after="120"/>
+        <w:ind w:left="60" w:right="60"/>
+      </w:pPr>
+      <w:r>
+        <w:rPr>
+          <w:rFonts w:ascii="Arial" w:cs="Arial" w:eastAsia="Arial" w:hAnsi="Arial"/>
+          <w:b/>
+          <w:bCs/>
+          <w:sz w:val="24"/>
+          <w:szCs w:val="24"/>
+        </w:rPr>
+        <w:t xml:space="preserve">RESSOURCE 1 — Fonctionnement des réseaux</w:t>
+      </w:r>
+      <w:r>
+        <w:rPr>
+          <w:rFonts w:ascii="Arial" w:cs="Arial" w:eastAsia="Arial" w:hAnsi="Arial"/>
+          <w:sz w:val="24"/>
+          <w:szCs w:val="24"/>
+        </w:rPr>
+        <w:t xml:space="preserve"> · Techno-Flash · rien à installer</w:t>
+      </w:r>
+      <w:r>
+        <w:rPr>
+          <w:rFonts w:ascii="Arial" w:cs="Arial" w:eastAsia="Arial" w:hAnsi="Arial"/>
+        </w:rPr>
+        <w:br/>
+      </w:r>
+      <w:r>
+        <w:rPr>
+          <w:rFonts w:ascii="Arial" w:cs="Arial" w:eastAsia="Arial" w:hAnsi="Arial"/>
+          <w:sz w:val="22"/>
+          <w:szCs w:val="22"/>
+        </w:rPr>
+        <w:t xml:space="preserve">→ techno-flash.com/animations/FRju49qz/Fonctionnement_reseaux.html</w:t>
+      </w:r>
+    </w:p>
     <w:p>
       <w:pPr>
         <w:keepNext/>
